--- a/UserGuide.docx
+++ b/UserGuide.docx
@@ -273,39 +273,7 @@
           <w:rFonts w:ascii="Times New Roman" w:eastAsia="宋体" w:hAnsi="Times New Roman" w:hint="eastAsia"/>
           <w:sz w:val="24"/>
         </w:rPr>
-        <w:t>on Extreme Gradient Boosting (</w:t>
-      </w:r>
-      <w:proofErr w:type="spellStart"/>
-      <w:r>
-        <w:rPr>
-          <w:rFonts w:ascii="Times New Roman" w:eastAsia="宋体" w:hAnsi="Times New Roman" w:hint="eastAsia"/>
-          <w:sz w:val="24"/>
-        </w:rPr>
-        <w:t>XGBoost</w:t>
-      </w:r>
-      <w:proofErr w:type="spellEnd"/>
-      <w:r>
-        <w:rPr>
-          <w:rFonts w:ascii="Times New Roman" w:eastAsia="宋体" w:hAnsi="Times New Roman" w:hint="eastAsia"/>
-          <w:sz w:val="24"/>
-        </w:rPr>
-        <w:t xml:space="preserve">), a tree-based ensemble learning algorithm that constructs additive regression trees in a stage-wise manner. To further improve model performance, the </w:t>
-      </w:r>
-      <w:proofErr w:type="spellStart"/>
-      <w:r>
-        <w:rPr>
-          <w:rFonts w:ascii="Times New Roman" w:eastAsia="宋体" w:hAnsi="Times New Roman" w:hint="eastAsia"/>
-          <w:sz w:val="24"/>
-        </w:rPr>
-        <w:t>XGBoost</w:t>
-      </w:r>
-      <w:proofErr w:type="spellEnd"/>
-      <w:r>
-        <w:rPr>
-          <w:rFonts w:ascii="Times New Roman" w:eastAsia="宋体" w:hAnsi="Times New Roman" w:hint="eastAsia"/>
-          <w:sz w:val="24"/>
-        </w:rPr>
-        <w:t xml:space="preserve"> </w:t>
+        <w:t xml:space="preserve">on Extreme Gradient Boosting (XGBoost), a tree-based ensemble learning algorithm that constructs additive regression trees in a stage-wise manner. To further improve model performance, the XGBoost </w:t>
       </w:r>
       <w:r>
         <w:rPr>
@@ -1211,102 +1179,123 @@
     </w:p>
     <w:p>
       <w:pPr>
-        <w:spacing w:afterLines="50" w:after="120" w:line="360" w:lineRule="auto"/>
-        <w:rPr>
-          <w:rFonts w:ascii="Times New Roman" w:eastAsia="宋体" w:hAnsi="Times New Roman"/>
-          <w:sz w:val="24"/>
-        </w:rPr>
-      </w:pPr>
-      <w:r>
-        <w:rPr>
-          <w:rFonts w:ascii="Times New Roman" w:eastAsia="宋体" w:hAnsi="Times New Roman" w:hint="eastAsia"/>
-          <w:sz w:val="24"/>
-        </w:rPr>
-        <w:t>The software requires flight schedule data as input.</w:t>
-      </w:r>
-      <w:r>
-        <w:rPr>
-          <w:rFonts w:ascii="Times New Roman" w:eastAsia="宋体" w:hAnsi="Times New Roman"/>
-          <w:sz w:val="24"/>
-        </w:rPr>
-        <w:t xml:space="preserve"> To obtain more accurate emission estimates, users are encouraged to input as many variables as possible, as outlines in Tables 1 and 2. In general, the inclusion of a larger number of variables leads to improved estimation accuracy. When certain inputs are unavailable, the system applies predefined default values to generate estimates. However, for reliable results, users should at minimum provide the variables listed in Table 1, as these constitute the core drivers of the emission estimation process. Missing values among these required variables may substantially reduce the credibility of the model outputs. By contrast, the omission of variables listed in Table 2 has been shown to have only a limited impact on the final estimates, with results remaining relatively accurate and robust.</w:t>
-      </w:r>
-    </w:p>
-    <w:p>
-      <w:pPr>
-        <w:spacing w:afterLines="50" w:after="120" w:line="360" w:lineRule="auto"/>
-        <w:rPr>
-          <w:rFonts w:ascii="Times New Roman" w:eastAsia="宋体" w:hAnsi="Times New Roman"/>
-          <w:sz w:val="24"/>
-        </w:rPr>
-      </w:pPr>
-      <w:r>
-        <w:rPr>
-          <w:rFonts w:ascii="Times New Roman" w:eastAsia="宋体" w:hAnsi="Times New Roman" w:hint="eastAsia"/>
-          <w:sz w:val="24"/>
-        </w:rPr>
-        <w:t>I</w:t>
-      </w:r>
-      <w:r>
-        <w:rPr>
-          <w:rFonts w:ascii="Times New Roman" w:eastAsia="宋体" w:hAnsi="Times New Roman"/>
-          <w:sz w:val="24"/>
-        </w:rPr>
-        <w:t>n addition, the platform automatically enriches the dataset by retrieving ge</w:t>
-      </w:r>
-      <w:r>
-        <w:rPr>
-          <w:rFonts w:ascii="Times New Roman" w:eastAsia="宋体" w:hAnsi="Times New Roman"/>
-          <w:sz w:val="24"/>
-        </w:rPr>
-        <w:t xml:space="preserve">ographical and operational attributes of departure and arrival airports, such as runway characteristics and civil or military classifications, from a built-in global airport database. External shock variables, including COVID-19 and the </w:t>
-      </w:r>
-      <w:proofErr w:type="spellStart"/>
-      <w:r>
-        <w:rPr>
-          <w:rFonts w:ascii="Times New Roman" w:eastAsia="宋体" w:hAnsi="Times New Roman"/>
-          <w:sz w:val="24"/>
-        </w:rPr>
-        <w:t>Russis</w:t>
-      </w:r>
-      <w:proofErr w:type="spellEnd"/>
-      <w:r>
-        <w:rPr>
-          <w:rFonts w:ascii="Times New Roman" w:eastAsia="宋体" w:hAnsi="Times New Roman"/>
-          <w:sz w:val="24"/>
-        </w:rPr>
-        <w:t>-Ukraine conflict, are automatically identified based on temporal patterns. Furthermore, flight time and distance are calculated internally using departure and arrival locations together with departure and arrival time. These features collectively reduce the data entry burden on users while maintaining a high level of estimation accuracy.</w:t>
-      </w:r>
-    </w:p>
-    <w:p>
-      <w:pPr>
-        <w:spacing w:line="360" w:lineRule="auto"/>
-        <w:rPr>
-          <w:rFonts w:ascii="Times New Roman" w:eastAsia="宋体" w:hAnsi="Times New Roman"/>
-          <w:sz w:val="24"/>
-        </w:rPr>
-      </w:pPr>
-      <w:r>
-        <w:rPr>
-          <w:rFonts w:ascii="Times New Roman" w:eastAsia="宋体" w:hAnsi="Times New Roman"/>
+        <w:spacing w:beforeLines="30" w:before="72" w:afterLines="30" w:after="72" w:line="360" w:lineRule="auto"/>
+        <w:rPr>
+          <w:rFonts w:ascii="Times New Roman" w:eastAsia="宋体" w:hAnsi="Times New Roman" w:hint="eastAsia"/>
           <w:b/>
           <w:bCs/>
           <w:sz w:val="24"/>
         </w:rPr>
-        <w:t xml:space="preserve">Table </w:t>
-      </w:r>
-      <w:proofErr w:type="gramStart"/>
-      <w:r>
-        <w:rPr>
-          <w:rFonts w:ascii="Times New Roman" w:eastAsia="宋体" w:hAnsi="Times New Roman"/>
+      </w:pPr>
+      <w:r>
+        <w:rPr>
+          <w:rFonts w:ascii="Times New Roman" w:eastAsia="宋体" w:hAnsi="Times New Roman" w:hint="eastAsia"/>
           <w:b/>
           <w:bCs/>
           <w:sz w:val="24"/>
         </w:rPr>
+        <w:t>4.</w:t>
+      </w:r>
+      <w:r>
+        <w:rPr>
+          <w:rFonts w:ascii="Times New Roman" w:eastAsia="宋体" w:hAnsi="Times New Roman" w:hint="eastAsia"/>
+          <w:b/>
+          <w:bCs/>
+          <w:sz w:val="24"/>
+        </w:rPr>
         <w:t>1</w:t>
       </w:r>
       <w:r>
         <w:rPr>
+          <w:rFonts w:ascii="Times New Roman" w:eastAsia="宋体" w:hAnsi="Times New Roman" w:hint="eastAsia"/>
+          <w:b/>
+          <w:bCs/>
+          <w:sz w:val="24"/>
+        </w:rPr>
+        <w:t xml:space="preserve"> Data </w:t>
+      </w:r>
+      <w:r>
+        <w:rPr>
+          <w:rFonts w:ascii="Times New Roman" w:eastAsia="宋体" w:hAnsi="Times New Roman" w:hint="eastAsia"/>
+          <w:b/>
+          <w:bCs/>
+          <w:sz w:val="24"/>
+        </w:rPr>
+        <w:t>Requirements</w:t>
+      </w:r>
+    </w:p>
+    <w:p>
+      <w:pPr>
+        <w:spacing w:afterLines="50" w:after="120" w:line="360" w:lineRule="auto"/>
+        <w:rPr>
+          <w:rFonts w:ascii="Times New Roman" w:eastAsia="宋体" w:hAnsi="Times New Roman"/>
+          <w:sz w:val="24"/>
+        </w:rPr>
+      </w:pPr>
+      <w:r>
+        <w:rPr>
+          <w:rFonts w:ascii="Times New Roman" w:eastAsia="宋体" w:hAnsi="Times New Roman" w:hint="eastAsia"/>
+          <w:sz w:val="24"/>
+        </w:rPr>
+        <w:t>The software requires flight schedule data as input.</w:t>
+      </w:r>
+      <w:r>
+        <w:rPr>
+          <w:rFonts w:ascii="Times New Roman" w:eastAsia="宋体" w:hAnsi="Times New Roman"/>
+          <w:sz w:val="24"/>
+        </w:rPr>
+        <w:t xml:space="preserve"> To obtain more accurate emission estimates, users are encouraged to input as many variables as possible, as outlines in Tables 1 and 2. In general, the inclusion of a larger number of variables leads to improved estimation accuracy. When certain inputs are unavailable, the system applies predefined default values to generate estimates. However, for reliable results, users should at minimum provide the variables listed in Table 1, as these constitute the core drivers of the emission estimation process. Missing values among these required variables may substantially reduce the credibility of the model outputs. By contrast, the omission of variables listed in Table 2 has been shown to have only a limited impact on the final estimates, with results remaining relatively accurate and robust.</w:t>
+      </w:r>
+    </w:p>
+    <w:p>
+      <w:pPr>
+        <w:spacing w:afterLines="50" w:after="120" w:line="360" w:lineRule="auto"/>
+        <w:rPr>
+          <w:rFonts w:ascii="Times New Roman" w:eastAsia="宋体" w:hAnsi="Times New Roman"/>
+          <w:sz w:val="24"/>
+        </w:rPr>
+      </w:pPr>
+      <w:r>
+        <w:rPr>
+          <w:rFonts w:ascii="Times New Roman" w:eastAsia="宋体" w:hAnsi="Times New Roman" w:hint="eastAsia"/>
+          <w:sz w:val="24"/>
+        </w:rPr>
+        <w:t>I</w:t>
+      </w:r>
+      <w:r>
+        <w:rPr>
+          <w:rFonts w:ascii="Times New Roman" w:eastAsia="宋体" w:hAnsi="Times New Roman"/>
+          <w:sz w:val="24"/>
+        </w:rPr>
+        <w:t>n addition, the platform automatically enriches the dataset by retrieving ge</w:t>
+      </w:r>
+      <w:r>
+        <w:rPr>
+          <w:rFonts w:ascii="Times New Roman" w:eastAsia="宋体" w:hAnsi="Times New Roman"/>
+          <w:sz w:val="24"/>
+        </w:rPr>
+        <w:t>ographical and operational attributes of departure and arrival airports, such as runway characteristics and civil or military classifications, from a built-in global airport database. External shock variables, including COVID-19 and the Russis-Ukraine conflict, are automatically identified based on temporal patterns. Furthermore, flight time and distance are calculated internally using departure and arrival locations together with departure and arrival time. These features collectively reduce the data entry burden on users while maintaining a high level of estimation accuracy.</w:t>
+      </w:r>
+    </w:p>
+    <w:p>
+      <w:pPr>
+        <w:spacing w:line="360" w:lineRule="auto"/>
+        <w:rPr>
+          <w:rFonts w:ascii="Times New Roman" w:eastAsia="宋体" w:hAnsi="Times New Roman"/>
+          <w:sz w:val="24"/>
+        </w:rPr>
+      </w:pPr>
+      <w:r>
+        <w:rPr>
+          <w:rFonts w:ascii="Times New Roman" w:eastAsia="宋体" w:hAnsi="Times New Roman"/>
+          <w:b/>
+          <w:bCs/>
+          <w:sz w:val="24"/>
+        </w:rPr>
+        <w:t>Table 1</w:t>
+      </w:r>
+      <w:r>
+        <w:rPr>
           <w:rFonts w:ascii="Times New Roman" w:eastAsia="宋体" w:hAnsi="Times New Roman"/>
           <w:sz w:val="24"/>
         </w:rPr>
@@ -1324,15 +1313,7 @@
           <w:rFonts w:ascii="Times New Roman" w:eastAsia="宋体" w:hAnsi="Times New Roman"/>
           <w:sz w:val="24"/>
         </w:rPr>
-        <w:t>quired</w:t>
-      </w:r>
-      <w:proofErr w:type="gramEnd"/>
-      <w:r>
-        <w:rPr>
-          <w:rFonts w:ascii="Times New Roman" w:eastAsia="宋体" w:hAnsi="Times New Roman"/>
-          <w:sz w:val="24"/>
-        </w:rPr>
-        <w:t xml:space="preserve"> Variables</w:t>
+        <w:t>quired Variables</w:t>
       </w:r>
       <w:r>
         <w:rPr>
@@ -1723,7 +1704,6 @@
                 <w:sz w:val="24"/>
               </w:rPr>
             </w:pPr>
-            <w:proofErr w:type="spellStart"/>
             <w:r>
               <w:rPr>
                 <w:rFonts w:ascii="Times New Roman" w:eastAsia="宋体" w:hAnsi="Times New Roman" w:cs="Times New Roman"/>
@@ -1731,7 +1711,6 @@
               </w:rPr>
               <w:t>EquipmentGroup</w:t>
             </w:r>
-            <w:proofErr w:type="spellEnd"/>
           </w:p>
         </w:tc>
         <w:tc>
@@ -1839,15 +1818,14 @@
                 <w:sz w:val="24"/>
               </w:rPr>
             </w:pPr>
-            <w:proofErr w:type="spellStart"/>
             <w:r>
               <w:rPr>
                 <w:rFonts w:ascii="Times New Roman" w:eastAsia="宋体" w:hAnsi="Times New Roman" w:cs="Times New Roman"/>
                 <w:sz w:val="24"/>
               </w:rPr>
+              <w:lastRenderedPageBreak/>
               <w:t>RangeKm</w:t>
             </w:r>
-            <w:proofErr w:type="spellEnd"/>
           </w:p>
         </w:tc>
         <w:tc>
@@ -1902,7 +1880,6 @@
           <w:bCs/>
           <w:sz w:val="24"/>
         </w:rPr>
-        <w:lastRenderedPageBreak/>
         <w:t>T</w:t>
       </w:r>
       <w:r>
@@ -1912,32 +1889,14 @@
           <w:bCs/>
           <w:sz w:val="24"/>
         </w:rPr>
-        <w:t xml:space="preserve">able </w:t>
-      </w:r>
-      <w:proofErr w:type="gramStart"/>
-      <w:r>
-        <w:rPr>
-          <w:rFonts w:ascii="Times New Roman" w:eastAsia="宋体" w:hAnsi="Times New Roman"/>
-          <w:b/>
-          <w:bCs/>
-          <w:sz w:val="24"/>
-        </w:rPr>
-        <w:t>2</w:t>
-      </w:r>
-      <w:r>
-        <w:rPr>
-          <w:rFonts w:ascii="Times New Roman" w:eastAsia="宋体" w:hAnsi="Times New Roman"/>
-          <w:sz w:val="24"/>
-        </w:rPr>
-        <w:t xml:space="preserve">  Optional</w:t>
-      </w:r>
-      <w:proofErr w:type="gramEnd"/>
-      <w:r>
-        <w:rPr>
-          <w:rFonts w:ascii="Times New Roman" w:eastAsia="宋体" w:hAnsi="Times New Roman"/>
-          <w:sz w:val="24"/>
-        </w:rPr>
-        <w:t xml:space="preserve"> Variables.</w:t>
+        <w:t>able 2</w:t>
+      </w:r>
+      <w:r>
+        <w:rPr>
+          <w:rFonts w:ascii="Times New Roman" w:eastAsia="宋体" w:hAnsi="Times New Roman"/>
+          <w:sz w:val="24"/>
+        </w:rPr>
+        <w:t xml:space="preserve">  Optional Variables.</w:t>
       </w:r>
     </w:p>
     <w:tbl>
@@ -2093,7 +2052,6 @@
                 <w:sz w:val="24"/>
               </w:rPr>
             </w:pPr>
-            <w:proofErr w:type="spellStart"/>
             <w:r>
               <w:rPr>
                 <w:rFonts w:ascii="Times New Roman" w:eastAsia="宋体" w:hAnsi="Times New Roman" w:cs="Times New Roman"/>
@@ -2101,7 +2059,6 @@
               </w:rPr>
               <w:t>HoldVolume</w:t>
             </w:r>
-            <w:proofErr w:type="spellEnd"/>
           </w:p>
         </w:tc>
         <w:tc>
@@ -2216,7 +2173,6 @@
                 <w:sz w:val="24"/>
               </w:rPr>
             </w:pPr>
-            <w:proofErr w:type="spellStart"/>
             <w:r>
               <w:rPr>
                 <w:rFonts w:ascii="Times New Roman" w:eastAsia="宋体" w:hAnsi="Times New Roman" w:cs="Times New Roman"/>
@@ -2224,7 +2180,6 @@
               </w:rPr>
               <w:t>DepReg</w:t>
             </w:r>
-            <w:proofErr w:type="spellEnd"/>
           </w:p>
         </w:tc>
         <w:tc>
@@ -2275,7 +2230,6 @@
                 <w:sz w:val="24"/>
               </w:rPr>
             </w:pPr>
-            <w:proofErr w:type="spellStart"/>
             <w:r>
               <w:rPr>
                 <w:rFonts w:ascii="Times New Roman" w:eastAsia="宋体" w:hAnsi="Times New Roman" w:cs="Times New Roman"/>
@@ -2283,7 +2237,6 @@
               </w:rPr>
               <w:t>ArrReg</w:t>
             </w:r>
-            <w:proofErr w:type="spellEnd"/>
           </w:p>
         </w:tc>
         <w:tc>
@@ -2334,7 +2287,6 @@
                 <w:sz w:val="24"/>
               </w:rPr>
             </w:pPr>
-            <w:proofErr w:type="spellStart"/>
             <w:r>
               <w:rPr>
                 <w:rFonts w:ascii="Times New Roman" w:eastAsia="宋体" w:hAnsi="Times New Roman" w:cs="Times New Roman"/>
@@ -2342,7 +2294,6 @@
               </w:rPr>
               <w:t>FreightClass</w:t>
             </w:r>
-            <w:proofErr w:type="spellEnd"/>
           </w:p>
         </w:tc>
         <w:tc>
@@ -2393,7 +2344,6 @@
                 <w:sz w:val="24"/>
               </w:rPr>
             </w:pPr>
-            <w:proofErr w:type="spellStart"/>
             <w:r>
               <w:rPr>
                 <w:rFonts w:ascii="Times New Roman" w:eastAsia="宋体" w:hAnsi="Times New Roman" w:cs="Times New Roman"/>
@@ -2401,7 +2351,6 @@
               </w:rPr>
               <w:t>PassClass</w:t>
             </w:r>
-            <w:proofErr w:type="spellEnd"/>
           </w:p>
         </w:tc>
         <w:tc>
@@ -2566,7 +2515,6 @@
                 <w:sz w:val="24"/>
               </w:rPr>
             </w:pPr>
-            <w:proofErr w:type="spellStart"/>
             <w:r>
               <w:rPr>
                 <w:rFonts w:ascii="Times New Roman" w:eastAsia="宋体" w:hAnsi="Times New Roman" w:cs="Times New Roman"/>
@@ -2574,7 +2522,6 @@
               </w:rPr>
               <w:t>BusSeats</w:t>
             </w:r>
-            <w:proofErr w:type="spellEnd"/>
           </w:p>
         </w:tc>
         <w:tc>
@@ -2625,7 +2572,6 @@
                 <w:sz w:val="24"/>
               </w:rPr>
             </w:pPr>
-            <w:proofErr w:type="spellStart"/>
             <w:r>
               <w:rPr>
                 <w:rFonts w:ascii="Times New Roman" w:eastAsia="宋体" w:hAnsi="Times New Roman" w:cs="Times New Roman"/>
@@ -2633,7 +2579,6 @@
               </w:rPr>
               <w:t>CarrierCategory</w:t>
             </w:r>
-            <w:proofErr w:type="spellEnd"/>
           </w:p>
         </w:tc>
         <w:tc>
@@ -2741,7 +2686,6 @@
                 <w:sz w:val="24"/>
               </w:rPr>
             </w:pPr>
-            <w:proofErr w:type="spellStart"/>
             <w:r>
               <w:rPr>
                 <w:rFonts w:ascii="Times New Roman" w:eastAsia="宋体" w:hAnsi="Times New Roman" w:cs="Times New Roman"/>
@@ -2749,7 +2693,6 @@
               </w:rPr>
               <w:t>FreightTons</w:t>
             </w:r>
-            <w:proofErr w:type="spellEnd"/>
           </w:p>
         </w:tc>
         <w:tc>
@@ -2800,7 +2743,6 @@
                 <w:sz w:val="24"/>
               </w:rPr>
             </w:pPr>
-            <w:proofErr w:type="spellStart"/>
             <w:r>
               <w:rPr>
                 <w:rFonts w:ascii="Times New Roman" w:eastAsia="宋体" w:hAnsi="Times New Roman" w:cs="Times New Roman"/>
@@ -2808,7 +2750,6 @@
               </w:rPr>
               <w:t>InternationalDomestic</w:t>
             </w:r>
-            <w:proofErr w:type="spellEnd"/>
           </w:p>
         </w:tc>
         <w:tc>
@@ -2916,7 +2857,6 @@
                 <w:sz w:val="24"/>
               </w:rPr>
             </w:pPr>
-            <w:proofErr w:type="spellStart"/>
             <w:r>
               <w:rPr>
                 <w:rFonts w:ascii="Times New Roman" w:eastAsia="宋体" w:hAnsi="Times New Roman" w:cs="Times New Roman"/>
@@ -2924,7 +2864,6 @@
               </w:rPr>
               <w:t>GroundTime</w:t>
             </w:r>
-            <w:proofErr w:type="spellEnd"/>
           </w:p>
         </w:tc>
         <w:tc>
@@ -3032,7 +2971,6 @@
                 <w:sz w:val="24"/>
               </w:rPr>
             </w:pPr>
-            <w:proofErr w:type="spellStart"/>
             <w:r>
               <w:rPr>
                 <w:rFonts w:ascii="Times New Roman" w:eastAsia="宋体" w:hAnsi="Times New Roman" w:cs="Times New Roman"/>
@@ -3040,7 +2978,6 @@
               </w:rPr>
               <w:t>FstSeats</w:t>
             </w:r>
-            <w:proofErr w:type="spellEnd"/>
           </w:p>
         </w:tc>
         <w:tc>
@@ -3091,7 +3028,6 @@
                 <w:sz w:val="24"/>
               </w:rPr>
             </w:pPr>
-            <w:proofErr w:type="spellStart"/>
             <w:r>
               <w:rPr>
                 <w:rFonts w:ascii="Times New Roman" w:eastAsia="宋体" w:hAnsi="Times New Roman" w:cs="Times New Roman"/>
@@ -3099,7 +3035,6 @@
               </w:rPr>
               <w:t>DepIATACtry</w:t>
             </w:r>
-            <w:proofErr w:type="spellEnd"/>
           </w:p>
         </w:tc>
         <w:tc>
@@ -3150,7 +3085,6 @@
                 <w:sz w:val="24"/>
               </w:rPr>
             </w:pPr>
-            <w:proofErr w:type="spellStart"/>
             <w:r>
               <w:rPr>
                 <w:rFonts w:ascii="Times New Roman" w:eastAsia="宋体" w:hAnsi="Times New Roman" w:cs="Times New Roman"/>
@@ -3158,7 +3092,6 @@
               </w:rPr>
               <w:t>ArrIATACtry</w:t>
             </w:r>
-            <w:proofErr w:type="spellEnd"/>
           </w:p>
         </w:tc>
         <w:tc>
@@ -3209,7 +3142,6 @@
                 <w:sz w:val="24"/>
               </w:rPr>
             </w:pPr>
-            <w:proofErr w:type="spellStart"/>
             <w:r>
               <w:rPr>
                 <w:rFonts w:ascii="Times New Roman" w:eastAsia="宋体" w:hAnsi="Times New Roman" w:cs="Times New Roman"/>
@@ -3217,7 +3149,6 @@
               </w:rPr>
               <w:t>EcoSeats</w:t>
             </w:r>
-            <w:proofErr w:type="spellEnd"/>
           </w:p>
         </w:tc>
         <w:tc>
@@ -3325,7 +3256,6 @@
                 <w:sz w:val="24"/>
               </w:rPr>
             </w:pPr>
-            <w:proofErr w:type="spellStart"/>
             <w:r>
               <w:rPr>
                 <w:rFonts w:ascii="Times New Roman" w:eastAsia="宋体" w:hAnsi="Times New Roman" w:cs="Times New Roman"/>
@@ -3333,7 +3263,6 @@
               </w:rPr>
               <w:t>DepCity</w:t>
             </w:r>
-            <w:proofErr w:type="spellEnd"/>
           </w:p>
         </w:tc>
         <w:tc>
@@ -3384,7 +3313,6 @@
                 <w:sz w:val="24"/>
               </w:rPr>
             </w:pPr>
-            <w:proofErr w:type="spellStart"/>
             <w:r>
               <w:rPr>
                 <w:rFonts w:ascii="Times New Roman" w:eastAsia="宋体" w:hAnsi="Times New Roman" w:cs="Times New Roman"/>
@@ -3392,7 +3320,6 @@
               </w:rPr>
               <w:t>ArrCity</w:t>
             </w:r>
-            <w:proofErr w:type="spellEnd"/>
           </w:p>
         </w:tc>
         <w:tc>
@@ -3641,6 +3568,7 @@
           <w:rFonts w:ascii="Times New Roman" w:eastAsia="宋体" w:hAnsi="Times New Roman" w:hint="eastAsia"/>
           <w:sz w:val="24"/>
         </w:rPr>
+        <w:lastRenderedPageBreak/>
         <w:t>CSV files must include a header row</w:t>
       </w:r>
     </w:p>
@@ -3663,7 +3591,6 @@
           <w:sz w:val="28"/>
           <w:szCs w:val="28"/>
         </w:rPr>
-        <w:lastRenderedPageBreak/>
         <w:t>5. Running Emission Estimation</w:t>
       </w:r>
     </w:p>
@@ -4106,23 +4033,7 @@
           <w:rFonts w:ascii="Times New Roman" w:eastAsia="宋体" w:hAnsi="Times New Roman" w:hint="eastAsia"/>
           <w:sz w:val="24"/>
         </w:rPr>
-        <w:t xml:space="preserve">pplied the trained </w:t>
-      </w:r>
-      <w:proofErr w:type="spellStart"/>
-      <w:r>
-        <w:rPr>
-          <w:rFonts w:ascii="Times New Roman" w:eastAsia="宋体" w:hAnsi="Times New Roman" w:hint="eastAsia"/>
-          <w:sz w:val="24"/>
-        </w:rPr>
-        <w:t>XGBoost</w:t>
-      </w:r>
-      <w:proofErr w:type="spellEnd"/>
-      <w:r>
-        <w:rPr>
-          <w:rFonts w:ascii="Times New Roman" w:eastAsia="宋体" w:hAnsi="Times New Roman" w:hint="eastAsia"/>
-          <w:sz w:val="24"/>
-        </w:rPr>
-        <w:t>-NRBO model</w:t>
+        <w:t>pplied the trained XGBoost-NRBO model</w:t>
       </w:r>
       <w:r>
         <w:rPr>
@@ -4243,32 +4154,14 @@
           <w:bCs/>
           <w:sz w:val="24"/>
         </w:rPr>
-        <w:t xml:space="preserve">Table </w:t>
-      </w:r>
-      <w:proofErr w:type="gramStart"/>
-      <w:r>
-        <w:rPr>
-          <w:rFonts w:ascii="Times New Roman" w:eastAsia="宋体" w:hAnsi="Times New Roman" w:hint="eastAsia"/>
-          <w:b/>
-          <w:bCs/>
-          <w:sz w:val="24"/>
-        </w:rPr>
-        <w:t xml:space="preserve">6  </w:t>
-      </w:r>
-      <w:r>
-        <w:rPr>
-          <w:rFonts w:ascii="Times New Roman" w:eastAsia="宋体" w:hAnsi="Times New Roman" w:hint="eastAsia"/>
-          <w:sz w:val="24"/>
-        </w:rPr>
-        <w:t>Flight</w:t>
-      </w:r>
-      <w:proofErr w:type="gramEnd"/>
-      <w:r>
-        <w:rPr>
-          <w:rFonts w:ascii="Times New Roman" w:eastAsia="宋体" w:hAnsi="Times New Roman" w:hint="eastAsia"/>
-          <w:sz w:val="24"/>
-        </w:rPr>
-        <w:t>-level output</w:t>
+        <w:t xml:space="preserve">Table 6  </w:t>
+      </w:r>
+      <w:r>
+        <w:rPr>
+          <w:rFonts w:ascii="Times New Roman" w:eastAsia="宋体" w:hAnsi="Times New Roman" w:hint="eastAsia"/>
+          <w:sz w:val="24"/>
+        </w:rPr>
+        <w:t>Flight-level output</w:t>
       </w:r>
       <w:r>
         <w:rPr>
@@ -4832,6 +4725,7 @@
           <w:rFonts w:ascii="Times New Roman" w:eastAsia="宋体" w:hAnsi="Times New Roman"/>
           <w:sz w:val="24"/>
         </w:rPr>
+        <w:lastRenderedPageBreak/>
         <w:t>C</w:t>
       </w:r>
       <w:r>
@@ -4875,7 +4769,6 @@
           <w:rFonts w:ascii="Times New Roman" w:eastAsia="宋体" w:hAnsi="Times New Roman"/>
           <w:sz w:val="24"/>
         </w:rPr>
-        <w:lastRenderedPageBreak/>
         <w:t>A</w:t>
       </w:r>
       <w:r>
@@ -6660,21 +6553,12 @@
           <w:sz w:val="24"/>
         </w:rPr>
       </w:pPr>
-      <w:proofErr w:type="spellStart"/>
-      <w:r>
-        <w:rPr>
-          <w:rFonts w:ascii="Times New Roman" w:eastAsia="宋体" w:hAnsi="Times New Roman" w:hint="eastAsia"/>
-          <w:sz w:val="24"/>
-        </w:rPr>
-        <w:t>Github</w:t>
-      </w:r>
-      <w:proofErr w:type="spellEnd"/>
-      <w:r>
-        <w:rPr>
-          <w:rFonts w:ascii="Times New Roman" w:eastAsia="宋体" w:hAnsi="Times New Roman" w:hint="eastAsia"/>
-          <w:sz w:val="24"/>
-        </w:rPr>
-        <w:t xml:space="preserve"> Issues</w:t>
+      <w:r>
+        <w:rPr>
+          <w:rFonts w:ascii="Times New Roman" w:eastAsia="宋体" w:hAnsi="Times New Roman" w:hint="eastAsia"/>
+          <w:sz w:val="24"/>
+        </w:rPr>
+        <w:t>Github Issues</w:t>
       </w:r>
       <w:r>
         <w:rPr>
@@ -8890,7 +8774,7 @@
   <w:style w:type="paragraph" w:default="1" w:styleId="a">
     <w:name w:val="Normal"/>
     <w:qFormat/>
-    <w:rsid w:val="003A7C68"/>
+    <w:rsid w:val="00533279"/>
     <w:pPr>
       <w:widowControl w:val="0"/>
       <w:jc w:val="both"/>
